--- a/templates/paymanagir_template_grouped.docx
+++ b/templates/paymanagir_template_grouped.docx
@@ -1,6 +1,6 @@
 
 <file path=word/document.xml><?xml version="1.0" encoding="utf-8"?>
-<w:document xmlns:wpc="http://schemas.microsoft.com/office/word/2010/wordprocessingCanvas" xmlns:cx="http://schemas.microsoft.com/office/drawing/2014/chartex" xmlns:cx1="http://schemas.microsoft.com/office/drawing/2015/9/8/chartex" xmlns:cx2="http://schemas.microsoft.com/office/drawing/2015/10/21/chartex" xmlns:cx3="http://schemas.microsoft.com/office/drawing/2016/5/9/chartex" xmlns:cx4="http://schemas.microsoft.com/office/drawing/2016/5/10/chartex" xmlns:cx5="http://schemas.microsoft.com/office/drawing/2016/5/11/chartex" xmlns:cx6="http://schemas.microsoft.com/office/drawing/2016/5/12/chartex" xmlns:cx7="http://schemas.microsoft.com/office/drawing/2016/5/13/chartex" xmlns:cx8="http://schemas.microsoft.com/office/drawing/2016/5/14/chartex" xmlns:mc="http://schemas.openxmlformats.org/markup-compatibility/2006" xmlns:aink="http://schemas.microsoft.com/office/drawing/2016/ink" xmlns:am3d="http://schemas.microsoft.com/office/drawing/2017/model3d" xmlns:o="urn:schemas-microsoft-com:office:office" xmlns:oel="http://schemas.microsoft.com/office/2019/extlst" xmlns:r="http://schemas.openxmlformats.org/officeDocument/2006/relationships" xmlns:m="http://schemas.openxmlformats.org/officeDocument/2006/math" xmlns:v="urn:schemas-microsoft-com:vml" xmlns:wp14="http://schemas.microsoft.com/office/word/2010/wordprocessingDrawing" xmlns:wp="http://schemas.openxmlformats.org/drawingml/2006/wordprocessingDrawing" xmlns:w10="urn:schemas-microsoft-com:office:word" xmlns:w="http://schemas.openxmlformats.org/wordprocessingml/2006/main" xmlns:w14="http://schemas.microsoft.com/office/word/2010/wordml" xmlns:w15="http://schemas.microsoft.com/office/word/2012/wordml" xmlns:w16cex="http://schemas.microsoft.com/office/word/2018/wordml/cex" xmlns:w16cid="http://schemas.microsoft.com/office/word/2016/wordml/cid" xmlns:w16="http://schemas.microsoft.com/office/word/2018/wordml" xmlns:w16du="http://schemas.microsoft.com/office/word/2023/wordml/word16du" xmlns:w16sdtdh="http://schemas.microsoft.com/office/word/2020/wordml/sdtdatahash" xmlns:w16se="http://schemas.microsoft.com/office/word/2015/wordml/symex" xmlns:wpg="http://schemas.microsoft.com/office/word/2010/wordprocessingGroup" xmlns:wpi="http://schemas.microsoft.com/office/word/2010/wordprocessingInk" xmlns:wne="http://schemas.microsoft.com/office/word/2006/wordml" xmlns:wps="http://schemas.microsoft.com/office/word/2010/wordprocessingShape" mc:Ignorable="w14 w15 w16se w16cid w16 w16cex w16sdtdh w16du wp14">
+<w:document xmlns:wpc="http://schemas.microsoft.com/office/word/2010/wordprocessingCanvas" xmlns:cx="http://schemas.microsoft.com/office/drawing/2014/chartex" xmlns:cx1="http://schemas.microsoft.com/office/drawing/2015/9/8/chartex" xmlns:cx2="http://schemas.microsoft.com/office/drawing/2015/10/21/chartex" xmlns:cx3="http://schemas.microsoft.com/office/drawing/2016/5/9/chartex" xmlns:cx4="http://schemas.microsoft.com/office/drawing/2016/5/10/chartex" xmlns:cx5="http://schemas.microsoft.com/office/drawing/2016/5/11/chartex" xmlns:cx6="http://schemas.microsoft.com/office/drawing/2016/5/12/chartex" xmlns:cx7="http://schemas.microsoft.com/office/drawing/2016/5/13/chartex" xmlns:cx8="http://schemas.microsoft.com/office/drawing/2016/5/14/chartex" xmlns:mc="http://schemas.openxmlformats.org/markup-compatibility/2006" xmlns:aink="http://schemas.microsoft.com/office/drawing/2016/ink" xmlns:am3d="http://schemas.microsoft.com/office/drawing/2017/model3d" xmlns:o="urn:schemas-microsoft-com:office:office" xmlns:r="http://schemas.openxmlformats.org/officeDocument/2006/relationships" xmlns:m="http://schemas.openxmlformats.org/officeDocument/2006/math" xmlns:v="urn:schemas-microsoft-com:vml" xmlns:wp14="http://schemas.microsoft.com/office/word/2010/wordprocessingDrawing" xmlns:wp="http://schemas.openxmlformats.org/drawingml/2006/wordprocessingDrawing" xmlns:w10="urn:schemas-microsoft-com:office:word" xmlns:w="http://schemas.openxmlformats.org/wordprocessingml/2006/main" xmlns:w14="http://schemas.microsoft.com/office/word/2010/wordml" xmlns:w15="http://schemas.microsoft.com/office/word/2012/wordml" xmlns:w16cex="http://schemas.microsoft.com/office/word/2018/wordml/cex" xmlns:w16cid="http://schemas.microsoft.com/office/word/2016/wordml/cid" xmlns:w16="http://schemas.microsoft.com/office/word/2018/wordml" xmlns:w16sdtdh="http://schemas.microsoft.com/office/word/2020/wordml/sdtdatahash" xmlns:w16se="http://schemas.microsoft.com/office/word/2015/wordml/symex" xmlns:wpg="http://schemas.microsoft.com/office/word/2010/wordprocessingGroup" xmlns:wpi="http://schemas.microsoft.com/office/word/2010/wordprocessingInk" xmlns:wne="http://schemas.microsoft.com/office/word/2006/wordml" xmlns:wps="http://schemas.microsoft.com/office/word/2010/wordprocessingShape" mc:Ignorable="w14 w15 w16se w16cid w16 w16cex w16sdtdh wp14">
   <w:body>
     <w:p>
       <w:pPr>
@@ -9,7 +9,7 @@
         <w:rPr>
           <w:sz w:val="24"/>
           <w:szCs w:val="24"/>
-          <w:lang w:val="en-US"/>
+          <w:lang w:val="hy-AM"/>
         </w:rPr>
       </w:pPr>
       <w:r>
@@ -28,17 +28,7 @@
           <w:szCs w:val="24"/>
           <w:lang w:val="en-US"/>
         </w:rPr>
-        <w:t xml:space="preserve"> </w:t>
-      </w:r>
-      <w:proofErr w:type="gramStart"/>
-      <w:r>
-        <w:rPr>
-          <w:rFonts w:ascii="Times Unicode" w:hAnsi="Times Unicode"/>
-          <w:sz w:val="24"/>
-          <w:szCs w:val="24"/>
-          <w:lang w:val="en-US"/>
-        </w:rPr>
-        <w:t>/</w:t>
+        <w:t xml:space="preserve"> /</w:t>
       </w:r>
       <w:r>
         <w:rPr>
@@ -47,9 +37,9 @@
           <w:szCs w:val="28"/>
           <w:lang w:val="en-US"/>
         </w:rPr>
-        <w:t>{</w:t>
-      </w:r>
-      <w:proofErr w:type="gramEnd"/>
+        <w:t xml:space="preserve">{{r </w:t>
+      </w:r>
+      <w:proofErr w:type="spellStart"/>
       <w:r>
         <w:rPr>
           <w:b/>
@@ -57,9 +47,9 @@
           <w:szCs w:val="28"/>
           <w:lang w:val="en-US"/>
         </w:rPr>
-        <w:t xml:space="preserve">{r </w:t>
-      </w:r>
-      <w:proofErr w:type="spellStart"/>
+        <w:t>paymanagri_hamar</w:t>
+      </w:r>
+      <w:proofErr w:type="spellEnd"/>
       <w:r>
         <w:rPr>
           <w:b/>
@@ -67,16 +57,6 @@
           <w:szCs w:val="28"/>
           <w:lang w:val="en-US"/>
         </w:rPr>
-        <w:t>paymanagri_hamar</w:t>
-      </w:r>
-      <w:proofErr w:type="spellEnd"/>
-      <w:r>
-        <w:rPr>
-          <w:b/>
-          <w:sz w:val="28"/>
-          <w:szCs w:val="28"/>
-          <w:lang w:val="en-US"/>
-        </w:rPr>
         <w:t xml:space="preserve"> }}</w:t>
       </w:r>
       <w:r>
@@ -95,7 +75,16 @@
           <w:szCs w:val="24"/>
           <w:lang w:val="en-US"/>
         </w:rPr>
-        <w:t>24</w:t>
+        <w:t>2</w:t>
+      </w:r>
+      <w:r>
+        <w:rPr>
+          <w:rFonts w:ascii="Times New Roman" w:hAnsi="Times New Roman" w:cs="Times New Roman"/>
+          <w:sz w:val="24"/>
+          <w:szCs w:val="24"/>
+          <w:lang w:val="hy-AM"/>
+        </w:rPr>
+        <w:t>6</w:t>
       </w:r>
     </w:p>
     <w:p>
@@ -236,17 +225,7 @@
           <w:szCs w:val="24"/>
           <w:lang w:val="en-US"/>
         </w:rPr>
-        <w:t xml:space="preserve">                            </w:t>
-      </w:r>
-      <w:proofErr w:type="gramStart"/>
-      <w:r>
-        <w:rPr>
-          <w:rFonts w:ascii="Times Unicode" w:hAnsi="Times Unicode"/>
-          <w:sz w:val="24"/>
-          <w:szCs w:val="24"/>
-          <w:lang w:val="en-US"/>
-        </w:rPr>
-        <w:t xml:space="preserve"> </w:t>
+        <w:t xml:space="preserve">                             </w:t>
       </w:r>
       <w:r>
         <w:rPr>
@@ -264,17 +243,7 @@
           <w:szCs w:val="24"/>
           <w:lang w:val="en-US"/>
         </w:rPr>
-        <w:t>{</w:t>
-      </w:r>
-      <w:proofErr w:type="gramEnd"/>
-      <w:r>
-        <w:rPr>
-          <w:rFonts w:ascii="Times Unicode" w:hAnsi="Times Unicode"/>
-          <w:sz w:val="24"/>
-          <w:szCs w:val="24"/>
-          <w:lang w:val="en-US"/>
-        </w:rPr>
-        <w:t xml:space="preserve">{r </w:t>
+        <w:t xml:space="preserve">{{r </w:t>
       </w:r>
       <w:proofErr w:type="spellStart"/>
       <w:r>
@@ -571,27 +540,7 @@
           <w:szCs w:val="24"/>
           <w:lang w:val="en-US"/>
         </w:rPr>
-        <w:t xml:space="preserve"> 07.</w:t>
-      </w:r>
-      <w:proofErr w:type="gramStart"/>
-      <w:r>
-        <w:rPr>
-          <w:rFonts w:ascii="Times Unicode" w:hAnsi="Times Unicode"/>
-          <w:sz w:val="24"/>
-          <w:szCs w:val="24"/>
-          <w:lang w:val="en-US"/>
-        </w:rPr>
-        <w:t>04.2021թ.սնանկության</w:t>
-      </w:r>
-      <w:proofErr w:type="gramEnd"/>
-      <w:r>
-        <w:rPr>
-          <w:rFonts w:ascii="Times Unicode" w:hAnsi="Times Unicode"/>
-          <w:sz w:val="24"/>
-          <w:szCs w:val="24"/>
-          <w:lang w:val="en-US"/>
-        </w:rPr>
-        <w:t xml:space="preserve"> </w:t>
+        <w:t xml:space="preserve"> 07.04.2021թ.սնանկության </w:t>
       </w:r>
       <w:proofErr w:type="spellStart"/>
       <w:r>
@@ -1955,7 +1904,6 @@
         <w:t xml:space="preserve"> </w:t>
       </w:r>
       <w:proofErr w:type="spellStart"/>
-      <w:proofErr w:type="gramStart"/>
       <w:r>
         <w:rPr>
           <w:rFonts w:ascii="Times Unicode" w:hAnsi="Times Unicode"/>
@@ -1966,7 +1914,6 @@
         <w:t>արձանագրություն,կնքեցինք</w:t>
       </w:r>
       <w:proofErr w:type="spellEnd"/>
-      <w:proofErr w:type="gramEnd"/>
       <w:r>
         <w:rPr>
           <w:rFonts w:ascii="Times Unicode" w:hAnsi="Times Unicode"/>
@@ -2604,17 +2551,17 @@
     </w:p>
     <w:tbl>
       <w:tblPr>
-        <w:tblStyle w:val="TableGrid"/>
-        <w:tblW w:w="10579" w:type="dxa"/>
+        <w:tblStyle w:val="a3"/>
+        <w:tblW w:w="10739" w:type="dxa"/>
         <w:tblInd w:w="108" w:type="dxa"/>
         <w:tblLook w:val="04A0" w:firstRow="1" w:lastRow="0" w:firstColumn="1" w:lastColumn="0" w:noHBand="0" w:noVBand="1"/>
       </w:tblPr>
       <w:tblGrid>
         <w:gridCol w:w="1503"/>
         <w:gridCol w:w="1237"/>
-        <w:gridCol w:w="1670"/>
+        <w:gridCol w:w="1665"/>
         <w:gridCol w:w="216"/>
-        <w:gridCol w:w="1641"/>
+        <w:gridCol w:w="1646"/>
         <w:gridCol w:w="2434"/>
         <w:gridCol w:w="2038"/>
       </w:tblGrid>
@@ -2671,7 +2618,7 @@
         </w:tc>
         <w:tc>
           <w:tcPr>
-            <w:tcW w:w="1766" w:type="dxa"/>
+            <w:tcW w:w="1665" w:type="dxa"/>
           </w:tcPr>
           <w:p>
             <w:pPr>
@@ -2696,7 +2643,7 @@
         </w:tc>
         <w:tc>
           <w:tcPr>
-            <w:tcW w:w="1761" w:type="dxa"/>
+            <w:tcW w:w="1862" w:type="dxa"/>
             <w:gridSpan w:val="2"/>
           </w:tcPr>
           <w:p>
@@ -2750,7 +2697,7 @@
         </w:tc>
         <w:tc>
           <w:tcPr>
-            <w:tcW w:w="1878" w:type="dxa"/>
+            <w:tcW w:w="2038" w:type="dxa"/>
           </w:tcPr>
           <w:p>
             <w:pPr>
@@ -2770,27 +2717,7 @@
                 <w:szCs w:val="21"/>
                 <w:lang w:val="hy-AM"/>
               </w:rPr>
-              <w:t xml:space="preserve">ԳՈՒՅՔԻ ԱՐԺԵՔ, </w:t>
-            </w:r>
-            <w:proofErr w:type="spellStart"/>
-            <w:r>
-              <w:rPr>
-                <w:rFonts w:ascii="Arial" w:hAnsi="Arial" w:cs="Arial"/>
-                <w:sz w:val="21"/>
-                <w:szCs w:val="21"/>
-                <w:lang w:val="hy-AM"/>
-              </w:rPr>
-              <w:t>ներառյա</w:t>
-            </w:r>
-            <w:proofErr w:type="spellEnd"/>
-            <w:r>
-              <w:rPr>
-                <w:rFonts w:ascii="Arial" w:hAnsi="Arial" w:cs="Arial"/>
-                <w:sz w:val="21"/>
-                <w:szCs w:val="21"/>
-                <w:lang w:val="hy-AM"/>
-              </w:rPr>
-              <w:t xml:space="preserve"> լ ԱԱՀ</w:t>
+              <w:t>ԳՈՒՅՔԻ ԱՐԺԵՔ, ներառյա լ ԱԱՀ</w:t>
             </w:r>
           </w:p>
         </w:tc>
@@ -2798,12 +2725,12 @@
       <w:tr>
         <w:tc>
           <w:tcPr>
-            <w:tcW w:w="10490" w:type="dxa"/>
+            <w:tcW w:w="10739" w:type="dxa"/>
             <w:gridSpan w:val="7"/>
           </w:tcPr>
           <w:p>
             <w:pPr>
-              <w:pStyle w:val="ListParagraph"/>
+              <w:pStyle w:val="a4"/>
               <w:ind w:left="0"/>
               <w:jc w:val="both"/>
               <w:rPr>
@@ -2880,7 +2807,7 @@
           </w:tcPr>
           <w:p>
             <w:pPr>
-              <w:pStyle w:val="ListParagraph"/>
+              <w:pStyle w:val="a4"/>
               <w:ind w:left="0"/>
               <w:jc w:val="both"/>
               <w:rPr>
@@ -2890,7 +2817,6 @@
                 <w:lang w:val="en-US"/>
               </w:rPr>
             </w:pPr>
-            <w:proofErr w:type="gramStart"/>
             <w:r>
               <w:rPr>
                 <w:rFonts w:ascii="Sylfaen" w:hAnsi="Sylfaen"/>
@@ -2911,19 +2837,7 @@
                 <w:szCs w:val="24"/>
                 <w:lang w:val="en-US"/>
               </w:rPr>
-              <w:t>grouped</w:t>
-            </w:r>
-            <w:proofErr w:type="gramEnd"/>
-            <w:r>
-              <w:rPr>
-                <w:rFonts w:ascii="Sylfaen" w:hAnsi="Sylfaen"/>
-                <w:b/>
-                <w:bCs/>
-                <w:sz w:val="24"/>
-                <w:szCs w:val="24"/>
-                <w:lang w:val="en-US"/>
-              </w:rPr>
-              <w:t>.</w:t>
+              <w:t>grouped.</w:t>
             </w:r>
             <w:r>
               <w:rPr>
@@ -2954,7 +2868,7 @@
           </w:tcPr>
           <w:p>
             <w:pPr>
-              <w:pStyle w:val="ListParagraph"/>
+              <w:pStyle w:val="a4"/>
               <w:ind w:left="0"/>
               <w:jc w:val="both"/>
               <w:rPr>
@@ -2964,7 +2878,6 @@
                 <w:lang w:val="hy-AM"/>
               </w:rPr>
             </w:pPr>
-            <w:proofErr w:type="gramStart"/>
             <w:r>
               <w:rPr>
                 <w:rFonts w:ascii="Sylfaen" w:hAnsi="Sylfaen"/>
@@ -2998,7 +2911,6 @@
               <w:t>lot</w:t>
             </w:r>
             <w:proofErr w:type="spellEnd"/>
-            <w:proofErr w:type="gramEnd"/>
             <w:r>
               <w:rPr>
                 <w:rFonts w:ascii="Sylfaen" w:hAnsi="Sylfaen"/>
@@ -3013,12 +2925,12 @@
         </w:tc>
         <w:tc>
           <w:tcPr>
-            <w:tcW w:w="1982" w:type="dxa"/>
+            <w:tcW w:w="1881" w:type="dxa"/>
             <w:gridSpan w:val="2"/>
           </w:tcPr>
           <w:p>
             <w:pPr>
-              <w:pStyle w:val="ListParagraph"/>
+              <w:pStyle w:val="a4"/>
               <w:ind w:left="0"/>
               <w:jc w:val="both"/>
               <w:rPr>
@@ -3028,7 +2940,6 @@
                 <w:lang w:val="en-US"/>
               </w:rPr>
             </w:pPr>
-            <w:proofErr w:type="gramStart"/>
             <w:r>
               <w:rPr>
                 <w:rFonts w:ascii="Times Unicode" w:hAnsi="Times Unicode"/>
@@ -3050,19 +2961,7 @@
                 <w:szCs w:val="24"/>
                 <w:lang w:val="en-US"/>
               </w:rPr>
-              <w:t>grouped</w:t>
-            </w:r>
-            <w:proofErr w:type="gramEnd"/>
-            <w:r>
-              <w:rPr>
-                <w:rFonts w:ascii="Sylfaen" w:hAnsi="Sylfaen"/>
-                <w:b/>
-                <w:bCs/>
-                <w:sz w:val="24"/>
-                <w:szCs w:val="24"/>
-                <w:lang w:val="en-US"/>
-              </w:rPr>
-              <w:t>.</w:t>
+              <w:t>grouped.</w:t>
             </w:r>
             <w:r>
               <w:rPr>
@@ -3091,15 +2990,14 @@
         </w:tc>
         <w:tc>
           <w:tcPr>
-            <w:tcW w:w="1545" w:type="dxa"/>
+            <w:tcW w:w="1646" w:type="dxa"/>
           </w:tcPr>
           <w:p>
             <w:pPr>
-              <w:pStyle w:val="ListParagraph"/>
+              <w:pStyle w:val="a4"/>
               <w:ind w:left="0"/>
               <w:jc w:val="both"/>
             </w:pPr>
-            <w:proofErr w:type="gramStart"/>
             <w:r>
               <w:rPr>
                 <w:rFonts w:ascii="Sylfaen" w:hAnsi="Sylfaen"/>
@@ -3118,19 +3016,7 @@
                 <w:szCs w:val="24"/>
                 <w:lang w:val="en-US"/>
               </w:rPr>
-              <w:t>grouped</w:t>
-            </w:r>
-            <w:proofErr w:type="gramEnd"/>
-            <w:r>
-              <w:rPr>
-                <w:rFonts w:ascii="Sylfaen" w:hAnsi="Sylfaen"/>
-                <w:b/>
-                <w:bCs/>
-                <w:sz w:val="24"/>
-                <w:szCs w:val="24"/>
-                <w:lang w:val="en-US"/>
-              </w:rPr>
-              <w:t>.</w:t>
+              <w:t>grouped.</w:t>
             </w:r>
             <w:r>
               <w:t xml:space="preserve"> </w:t>
@@ -3172,7 +3058,7 @@
           </w:tcPr>
           <w:p>
             <w:pPr>
-              <w:pStyle w:val="ListParagraph"/>
+              <w:pStyle w:val="a4"/>
               <w:ind w:left="0"/>
               <w:jc w:val="both"/>
               <w:rPr>
@@ -3182,7 +3068,6 @@
                 <w:lang w:val="hy-AM"/>
               </w:rPr>
             </w:pPr>
-            <w:proofErr w:type="gramStart"/>
             <w:r>
               <w:rPr>
                 <w:rFonts w:ascii="Sylfaen" w:hAnsi="Sylfaen"/>
@@ -3202,19 +3087,7 @@
                 <w:szCs w:val="24"/>
                 <w:lang w:val="en-US"/>
               </w:rPr>
-              <w:t>grouped</w:t>
-            </w:r>
-            <w:proofErr w:type="gramEnd"/>
-            <w:r>
-              <w:rPr>
-                <w:rFonts w:ascii="Sylfaen" w:hAnsi="Sylfaen"/>
-                <w:b/>
-                <w:bCs/>
-                <w:sz w:val="24"/>
-                <w:szCs w:val="24"/>
-                <w:lang w:val="en-US"/>
-              </w:rPr>
-              <w:t>.</w:t>
+              <w:t>grouped.</w:t>
             </w:r>
             <w:r>
               <w:rPr>
@@ -3257,11 +3130,11 @@
         </w:tc>
         <w:tc>
           <w:tcPr>
-            <w:tcW w:w="1789" w:type="dxa"/>
+            <w:tcW w:w="2038" w:type="dxa"/>
           </w:tcPr>
           <w:p>
             <w:pPr>
-              <w:pStyle w:val="ListParagraph"/>
+              <w:pStyle w:val="a4"/>
               <w:ind w:left="0"/>
               <w:jc w:val="both"/>
               <w:rPr>
@@ -3271,7 +3144,6 @@
                 <w:lang w:val="hy-AM"/>
               </w:rPr>
             </w:pPr>
-            <w:proofErr w:type="gramStart"/>
             <w:r>
               <w:rPr>
                 <w:rFonts w:ascii="Sylfaen" w:hAnsi="Sylfaen"/>
@@ -3293,19 +3165,7 @@
                 <w:szCs w:val="24"/>
                 <w:lang w:val="en-US"/>
               </w:rPr>
-              <w:t>grouped</w:t>
-            </w:r>
-            <w:proofErr w:type="gramEnd"/>
-            <w:r>
-              <w:rPr>
-                <w:rFonts w:ascii="Sylfaen" w:hAnsi="Sylfaen"/>
-                <w:b/>
-                <w:bCs/>
-                <w:sz w:val="24"/>
-                <w:szCs w:val="24"/>
-                <w:lang w:val="en-US"/>
-              </w:rPr>
-              <w:t>.</w:t>
+              <w:t>grouped.</w:t>
             </w:r>
             <w:r>
               <w:rPr>
@@ -3358,12 +3218,12 @@
       <w:tr>
         <w:tc>
           <w:tcPr>
-            <w:tcW w:w="10490" w:type="dxa"/>
+            <w:tcW w:w="10739" w:type="dxa"/>
             <w:gridSpan w:val="7"/>
           </w:tcPr>
           <w:p>
             <w:pPr>
-              <w:pStyle w:val="ListParagraph"/>
+              <w:pStyle w:val="a4"/>
               <w:ind w:left="0"/>
               <w:jc w:val="both"/>
               <w:rPr>
@@ -3384,7 +3244,171 @@
                 <w:szCs w:val="24"/>
                 <w:lang w:val="en-US"/>
               </w:rPr>
-              <w:t>{%tr endfor %}</w:t>
+              <w:t xml:space="preserve">{%tr </w:t>
+            </w:r>
+            <w:proofErr w:type="spellStart"/>
+            <w:r>
+              <w:rPr>
+                <w:rFonts w:ascii="Sylfaen" w:hAnsi="Sylfaen"/>
+                <w:b/>
+                <w:bCs/>
+                <w:sz w:val="24"/>
+                <w:szCs w:val="24"/>
+                <w:lang w:val="en-US"/>
+              </w:rPr>
+              <w:t>endfor</w:t>
+            </w:r>
+            <w:proofErr w:type="spellEnd"/>
+            <w:r>
+              <w:rPr>
+                <w:rFonts w:ascii="Sylfaen" w:hAnsi="Sylfaen"/>
+                <w:b/>
+                <w:bCs/>
+                <w:sz w:val="24"/>
+                <w:szCs w:val="24"/>
+                <w:lang w:val="en-US"/>
+              </w:rPr>
+              <w:t xml:space="preserve"> %}</w:t>
+            </w:r>
+          </w:p>
+        </w:tc>
+      </w:tr>
+      <w:tr>
+        <w:tc>
+          <w:tcPr>
+            <w:tcW w:w="8701" w:type="dxa"/>
+            <w:gridSpan w:val="6"/>
+          </w:tcPr>
+          <w:p>
+            <w:pPr>
+              <w:pStyle w:val="a4"/>
+              <w:ind w:left="0"/>
+              <w:jc w:val="center"/>
+              <w:rPr>
+                <w:rFonts w:ascii="Sylfaen" w:hAnsi="Sylfaen"/>
+                <w:b/>
+                <w:bCs/>
+                <w:lang w:val="en-US"/>
+              </w:rPr>
+            </w:pPr>
+            <w:r>
+              <w:rPr>
+                <w:rFonts w:ascii="Sylfaen" w:hAnsi="Sylfaen"/>
+                <w:b/>
+                <w:bCs/>
+                <w:lang w:val="hy-AM"/>
+              </w:rPr>
+              <w:t>ԸՆԴԱՄԵՆԸ</w:t>
+            </w:r>
+          </w:p>
+        </w:tc>
+        <w:tc>
+          <w:tcPr>
+            <w:tcW w:w="2038" w:type="dxa"/>
+          </w:tcPr>
+          <w:p>
+            <w:pPr>
+              <w:pStyle w:val="a4"/>
+              <w:ind w:left="0"/>
+              <w:jc w:val="both"/>
+              <w:rPr>
+                <w:rFonts w:ascii="Sylfaen" w:hAnsi="Sylfaen"/>
+                <w:b/>
+                <w:bCs/>
+                <w:sz w:val="24"/>
+                <w:szCs w:val="24"/>
+                <w:lang w:val="en-US"/>
+              </w:rPr>
+            </w:pPr>
+            <w:r>
+              <w:rPr>
+                <w:rFonts w:ascii="Sylfaen" w:hAnsi="Sylfaen"/>
+                <w:b/>
+                <w:bCs/>
+                <w:sz w:val="24"/>
+                <w:szCs w:val="24"/>
+                <w:lang w:val="en-US"/>
+              </w:rPr>
+              <w:t>{{accumulated</w:t>
+            </w:r>
+            <w:r>
+              <w:rPr>
+                <w:rFonts w:ascii="Sylfaen" w:hAnsi="Sylfaen"/>
+                <w:b/>
+                <w:bCs/>
+                <w:sz w:val="24"/>
+                <w:szCs w:val="24"/>
+                <w:lang w:val="en-US"/>
+              </w:rPr>
+              <w:t>.</w:t>
+            </w:r>
+            <w:r>
+              <w:rPr>
+                <w:rFonts w:ascii="Sylfaen" w:hAnsi="Sylfaen"/>
+                <w:b/>
+                <w:bCs/>
+                <w:sz w:val="24"/>
+                <w:szCs w:val="24"/>
+                <w:lang w:val="en-US"/>
+              </w:rPr>
+              <w:t xml:space="preserve"> </w:t>
+            </w:r>
+            <w:proofErr w:type="spellStart"/>
+            <w:r>
+              <w:rPr>
+                <w:rFonts w:ascii="Sylfaen" w:hAnsi="Sylfaen"/>
+                <w:b/>
+                <w:bCs/>
+                <w:sz w:val="24"/>
+                <w:szCs w:val="24"/>
+                <w:lang w:val="en-US"/>
+              </w:rPr>
+              <w:t>guyqi</w:t>
+            </w:r>
+            <w:r>
+              <w:rPr>
+                <w:rFonts w:ascii="Sylfaen" w:hAnsi="Sylfaen"/>
+                <w:b/>
+                <w:bCs/>
+                <w:sz w:val="24"/>
+                <w:szCs w:val="24"/>
+                <w:lang w:val="en-US"/>
+              </w:rPr>
+              <w:t>_</w:t>
+            </w:r>
+            <w:r>
+              <w:rPr>
+                <w:rFonts w:ascii="Sylfaen" w:hAnsi="Sylfaen"/>
+                <w:b/>
+                <w:bCs/>
+                <w:sz w:val="24"/>
+                <w:szCs w:val="24"/>
+                <w:lang w:val="en-US"/>
+              </w:rPr>
+              <w:t>arjeq</w:t>
+            </w:r>
+            <w:proofErr w:type="spellEnd"/>
+            <w:r>
+              <w:rPr>
+                <w:rFonts w:ascii="Sylfaen" w:hAnsi="Sylfaen"/>
+                <w:b/>
+                <w:bCs/>
+                <w:sz w:val="24"/>
+                <w:szCs w:val="24"/>
+                <w:lang w:val="en-US"/>
+              </w:rPr>
+              <w:t xml:space="preserve"> </w:t>
+            </w:r>
+            <w:r>
+              <w:rPr>
+                <w:rFonts w:ascii="Sylfaen" w:hAnsi="Sylfaen"/>
+                <w:b/>
+                <w:bCs/>
+                <w:sz w:val="24"/>
+                <w:szCs w:val="24"/>
+                <w:lang w:val="en-US"/>
+              </w:rPr>
+              <w:t>}}</w:t>
             </w:r>
           </w:p>
         </w:tc>
@@ -3423,7 +3447,6 @@
         </w:rPr>
         <w:t xml:space="preserve">           </w:t>
       </w:r>
-      <w:proofErr w:type="gramStart"/>
       <w:r>
         <w:rPr>
           <w:rFonts w:ascii="Times Unicode" w:hAnsi="Times Unicode"/>
@@ -3453,7 +3476,6 @@
         <w:t>Գնորդը</w:t>
       </w:r>
       <w:proofErr w:type="spellEnd"/>
-      <w:proofErr w:type="gramEnd"/>
       <w:r>
         <w:rPr>
           <w:rFonts w:ascii="Times Unicode" w:hAnsi="Times Unicode"/>
@@ -6007,7 +6029,6 @@
         <w:t xml:space="preserve">, </w:t>
       </w:r>
       <w:proofErr w:type="spellStart"/>
-      <w:proofErr w:type="gramStart"/>
       <w:r>
         <w:rPr>
           <w:rFonts w:ascii="Times Unicode" w:hAnsi="Times Unicode"/>
@@ -6038,7 +6059,6 @@
         <w:t>թունավոր</w:t>
       </w:r>
       <w:proofErr w:type="spellEnd"/>
-      <w:proofErr w:type="gramEnd"/>
       <w:r>
         <w:rPr>
           <w:rFonts w:ascii="Times Unicode" w:hAnsi="Times Unicode"/>
@@ -6665,14 +6685,14 @@
           <w:lang w:val="en-US"/>
         </w:rPr>
       </w:pPr>
-      <w:proofErr w:type="gramStart"/>
-      <w:r>
-        <w:rPr>
-          <w:rFonts w:ascii="Times Unicode" w:hAnsi="Times Unicode"/>
-          <w:sz w:val="24"/>
-          <w:szCs w:val="24"/>
-          <w:lang w:val="en-US"/>
-        </w:rPr>
+      <w:r>
+        <w:rPr>
+          <w:rFonts w:ascii="Times Unicode" w:hAnsi="Times Unicode"/>
+          <w:sz w:val="24"/>
+          <w:szCs w:val="24"/>
+          <w:lang w:val="en-US"/>
+        </w:rPr>
+        <w:lastRenderedPageBreak/>
         <w:t xml:space="preserve">2.2.2  </w:t>
       </w:r>
       <w:proofErr w:type="spellStart"/>
@@ -6686,7 +6706,6 @@
         <w:t>Անհրաժեշտության</w:t>
       </w:r>
       <w:proofErr w:type="spellEnd"/>
-      <w:proofErr w:type="gramEnd"/>
       <w:r>
         <w:rPr>
           <w:rFonts w:ascii="Times Unicode" w:hAnsi="Times Unicode"/>
@@ -6964,7 +6983,6 @@
           <w:szCs w:val="24"/>
           <w:lang w:val="en-US"/>
         </w:rPr>
-        <w:lastRenderedPageBreak/>
         <w:t>մասնագետների</w:t>
       </w:r>
       <w:proofErr w:type="spellEnd"/>
@@ -10456,7 +10474,7 @@
     </w:p>
     <w:tbl>
       <w:tblPr>
-        <w:tblStyle w:val="TableGrid"/>
+        <w:tblStyle w:val="a3"/>
         <w:tblW w:w="10305" w:type="dxa"/>
         <w:tblInd w:w="603" w:type="dxa"/>
         <w:tblBorders>
@@ -10904,42 +10922,166 @@
             <w:pPr>
               <w:tabs>
                 <w:tab w:val="left" w:pos="538"/>
+                <w:tab w:val="left" w:pos="1807"/>
+                <w:tab w:val="center" w:pos="2284"/>
+                <w:tab w:val="center" w:pos="2566"/>
+              </w:tabs>
+              <w:jc w:val="center"/>
+              <w:rPr>
+                <w:rFonts w:ascii="Sylfaen" w:hAnsi="Sylfaen"/>
+                <w:b/>
+                <w:sz w:val="21"/>
+                <w:szCs w:val="21"/>
+                <w:lang w:val="en-US"/>
+              </w:rPr>
+            </w:pPr>
+            <w:r>
+              <w:rPr>
+                <w:rFonts w:ascii="Sylfaen" w:hAnsi="Sylfaen"/>
+                <w:b/>
+                <w:sz w:val="21"/>
+                <w:szCs w:val="21"/>
+                <w:lang w:val="en-US"/>
+              </w:rPr>
+              <w:t xml:space="preserve">{{r </w:t>
+            </w:r>
+            <w:proofErr w:type="spellStart"/>
+            <w:r>
+              <w:rPr>
+                <w:rFonts w:ascii="Sylfaen" w:hAnsi="Sylfaen"/>
+                <w:b/>
+                <w:sz w:val="21"/>
+                <w:szCs w:val="21"/>
+                <w:lang w:val="en-US"/>
+              </w:rPr>
+              <w:t>gnord</w:t>
+            </w:r>
+            <w:proofErr w:type="spellEnd"/>
+            <w:r>
+              <w:rPr>
+                <w:rFonts w:ascii="Sylfaen" w:hAnsi="Sylfaen"/>
+                <w:b/>
+                <w:sz w:val="21"/>
+                <w:szCs w:val="21"/>
+                <w:lang w:val="en-US"/>
+              </w:rPr>
+              <w:t xml:space="preserve"> }}</w:t>
+            </w:r>
+          </w:p>
+          <w:p>
+            <w:pPr>
+              <w:tabs>
+                <w:tab w:val="left" w:pos="538"/>
                 <w:tab w:val="center" w:pos="2284"/>
               </w:tabs>
-              <w:ind w:left="-218" w:firstLine="218"/>
               <w:jc w:val="center"/>
+              <w:rPr>
+                <w:rFonts w:ascii="Sylfaen" w:hAnsi="Sylfaen"/>
+                <w:b/>
+                <w:sz w:val="21"/>
+                <w:szCs w:val="21"/>
+                <w:lang w:val="en-US"/>
+              </w:rPr>
+            </w:pPr>
+            <w:r>
               <w:rPr>
                 <w:rFonts w:ascii="Times Unicode" w:hAnsi="Times Unicode"/>
                 <w:sz w:val="21"/>
                 <w:szCs w:val="21"/>
-                <w:highlight w:val="yellow"/>
-                <w:lang w:val="en-US"/>
-              </w:rPr>
-            </w:pPr>
+                <w:lang w:val="en-US"/>
+              </w:rPr>
+              <w:t xml:space="preserve"> </w:t>
+            </w:r>
             <w:r>
               <w:rPr>
-                <w:rFonts w:ascii="Times Unicode" w:hAnsi="Times Unicode" w:cs="Times Unicode"/>
+                <w:rFonts w:ascii="Sylfaen" w:hAnsi="Sylfaen"/>
                 <w:b/>
                 <w:sz w:val="21"/>
                 <w:szCs w:val="21"/>
-              </w:rPr>
-              <w:t xml:space="preserve">ԱՁ Սամվել  Անդրանիկի Հակոբյան </w:t>
+                <w:lang w:val="en-US"/>
+              </w:rPr>
+              <w:t xml:space="preserve">{{r </w:t>
+            </w:r>
+            <w:proofErr w:type="spellStart"/>
+            <w:r>
+              <w:rPr>
+                <w:rFonts w:ascii="Sylfaen" w:hAnsi="Sylfaen"/>
+                <w:b/>
+                <w:sz w:val="21"/>
+                <w:szCs w:val="21"/>
+                <w:lang w:val="en-US"/>
+              </w:rPr>
+              <w:t>grancman_hamar</w:t>
+            </w:r>
+            <w:proofErr w:type="spellEnd"/>
+            <w:r>
+              <w:rPr>
+                <w:rFonts w:ascii="Sylfaen" w:hAnsi="Sylfaen"/>
+                <w:b/>
+                <w:sz w:val="21"/>
+                <w:szCs w:val="21"/>
+                <w:lang w:val="en-US"/>
+              </w:rPr>
+              <w:t xml:space="preserve"> }}</w:t>
             </w:r>
             <w:r>
               <w:rPr>
                 <w:rFonts w:ascii="Times Unicode" w:hAnsi="Times Unicode"/>
+                <w:b/>
                 <w:sz w:val="21"/>
                 <w:szCs w:val="21"/>
                 <w:lang w:val="en-US"/>
               </w:rPr>
-              <w:t>ը</w:t>
+              <w:t xml:space="preserve"> </w:t>
             </w:r>
             <w:r>
               <w:rPr>
-                <w:rFonts w:ascii="Times Unicode" w:hAnsi="Times Unicode"/>
+                <w:rFonts w:ascii="Sylfaen" w:hAnsi="Sylfaen"/>
+                <w:b/>
                 <w:sz w:val="21"/>
                 <w:szCs w:val="21"/>
-                <w:highlight w:val="yellow"/>
+                <w:lang w:val="en-US"/>
+              </w:rPr>
+              <w:t xml:space="preserve">{{r </w:t>
+            </w:r>
+            <w:proofErr w:type="spellStart"/>
+            <w:r>
+              <w:rPr>
+                <w:rFonts w:ascii="Sylfaen" w:hAnsi="Sylfaen"/>
+                <w:b/>
+                <w:sz w:val="21"/>
+                <w:szCs w:val="21"/>
+                <w:lang w:val="en-US"/>
+              </w:rPr>
+              <w:t>hvhh</w:t>
+            </w:r>
+            <w:proofErr w:type="spellEnd"/>
+            <w:r>
+              <w:rPr>
+                <w:rFonts w:ascii="Sylfaen" w:hAnsi="Sylfaen"/>
+                <w:b/>
+                <w:sz w:val="21"/>
+                <w:szCs w:val="21"/>
+                <w:lang w:val="en-US"/>
+              </w:rPr>
+              <w:t xml:space="preserve"> </w:t>
+            </w:r>
+            <w:r>
+              <w:rPr>
+                <w:rFonts w:ascii="Sylfaen" w:hAnsi="Sylfaen"/>
+                <w:b/>
+                <w:sz w:val="21"/>
+                <w:szCs w:val="21"/>
+                <w:lang w:val="en-US"/>
+              </w:rPr>
+              <w:t>}}</w:t>
+            </w:r>
+            <w:r>
+              <w:rPr>
+                <w:rFonts w:ascii="Sylfaen" w:hAnsi="Sylfaen"/>
+                <w:b/>
+                <w:sz w:val="21"/>
+                <w:szCs w:val="21"/>
                 <w:lang w:val="en-US"/>
               </w:rPr>
               <w:t xml:space="preserve"> </w:t>
@@ -10951,8 +11093,17 @@
                 <w:tab w:val="left" w:pos="538"/>
                 <w:tab w:val="center" w:pos="2284"/>
               </w:tabs>
-              <w:ind w:left="-218" w:firstLine="218"/>
               <w:jc w:val="center"/>
+              <w:rPr>
+                <w:rFonts w:ascii="Times Unicode" w:hAnsi="Times Unicode"/>
+                <w:b/>
+                <w:sz w:val="21"/>
+                <w:szCs w:val="21"/>
+                <w:highlight w:val="yellow"/>
+                <w:lang w:val="en-US"/>
+              </w:rPr>
+            </w:pPr>
+            <w:r>
               <w:rPr>
                 <w:rFonts w:ascii="Sylfaen" w:hAnsi="Sylfaen"/>
                 <w:b/>
@@ -10960,15 +11111,29 @@
                 <w:szCs w:val="21"/>
                 <w:lang w:val="en-US"/>
               </w:rPr>
-            </w:pPr>
+              <w:t xml:space="preserve">{{r </w:t>
+            </w:r>
+            <w:proofErr w:type="spellStart"/>
             <w:r>
               <w:rPr>
-                <w:rFonts w:ascii="Times Unicode" w:hAnsi="Times Unicode" w:cs="Times Unicode"/>
+                <w:rFonts w:ascii="Sylfaen" w:hAnsi="Sylfaen"/>
                 <w:b/>
                 <w:sz w:val="21"/>
                 <w:szCs w:val="21"/>
-              </w:rPr>
-              <w:t>գրանցման համարը` 26902773,</w:t>
+                <w:lang w:val="en-US"/>
+              </w:rPr>
+              <w:t>andznagir</w:t>
+            </w:r>
+            <w:proofErr w:type="spellEnd"/>
+            <w:r>
+              <w:rPr>
+                <w:rFonts w:ascii="Sylfaen" w:hAnsi="Sylfaen"/>
+                <w:b/>
+                <w:sz w:val="21"/>
+                <w:szCs w:val="21"/>
+                <w:lang w:val="en-US"/>
+              </w:rPr>
+              <w:t xml:space="preserve"> }}</w:t>
             </w:r>
             <w:r>
               <w:rPr>
@@ -10980,14 +11145,27 @@
               </w:rPr>
               <w:t xml:space="preserve"> </w:t>
             </w:r>
+            <w:proofErr w:type="spellStart"/>
             <w:r>
               <w:rPr>
-                <w:rFonts w:ascii="Times Unicode" w:hAnsi="Times Unicode" w:cs="Times Unicode"/>
+                <w:rFonts w:ascii="Times Unicode" w:hAnsi="Times Unicode"/>
                 <w:b/>
                 <w:sz w:val="21"/>
                 <w:szCs w:val="21"/>
-              </w:rPr>
-              <w:t>ՀՎՀՀ 35024205,</w:t>
+                <w:lang w:val="en-US"/>
+              </w:rPr>
+              <w:t>տրված</w:t>
+            </w:r>
+            <w:proofErr w:type="spellEnd"/>
+            <w:r>
+              <w:rPr>
+                <w:rFonts w:ascii="Times Unicode" w:hAnsi="Times Unicode"/>
+                <w:b/>
+                <w:sz w:val="21"/>
+                <w:szCs w:val="21"/>
+                <w:lang w:val="en-US"/>
+              </w:rPr>
+              <w:t xml:space="preserve"> </w:t>
             </w:r>
             <w:r>
               <w:rPr>
@@ -10997,39 +11175,122 @@
                 <w:szCs w:val="21"/>
                 <w:lang w:val="en-US"/>
               </w:rPr>
-              <w:t xml:space="preserve"> </w:t>
+              <w:t xml:space="preserve">{{r </w:t>
             </w:r>
-          </w:p>
-          <w:p>
-            <w:pPr>
-              <w:tabs>
-                <w:tab w:val="left" w:pos="538"/>
-                <w:tab w:val="center" w:pos="2284"/>
-              </w:tabs>
-              <w:ind w:left="-218" w:firstLine="218"/>
-              <w:jc w:val="center"/>
-              <w:rPr>
-                <w:rFonts w:ascii="Times Unicode" w:hAnsi="Times Unicode"/>
-                <w:sz w:val="20"/>
-                <w:szCs w:val="20"/>
-                <w:highlight w:val="yellow"/>
-                <w:lang w:val="en-US"/>
-              </w:rPr>
-            </w:pPr>
+            <w:proofErr w:type="spellStart"/>
             <w:r>
               <w:rPr>
-                <w:rFonts w:ascii="Times Unicode" w:hAnsi="Times Unicode" w:cs="Times Unicode"/>
+                <w:rFonts w:ascii="Sylfaen" w:hAnsi="Sylfaen"/>
                 <w:b/>
                 <w:sz w:val="21"/>
                 <w:szCs w:val="21"/>
-              </w:rPr>
-              <w:t>/Ն/ք՝  016801672,</w:t>
+                <w:lang w:val="en-US"/>
+              </w:rPr>
+              <w:t>trman_amsativ</w:t>
+            </w:r>
+            <w:proofErr w:type="spellEnd"/>
+            <w:r>
+              <w:rPr>
+                <w:rFonts w:ascii="Sylfaen" w:hAnsi="Sylfaen"/>
+                <w:b/>
+                <w:sz w:val="21"/>
+                <w:szCs w:val="21"/>
+                <w:lang w:val="en-US"/>
+              </w:rPr>
+              <w:t xml:space="preserve"> }}</w:t>
             </w:r>
             <w:r>
               <w:rPr>
                 <w:rFonts w:ascii="Times Unicode" w:hAnsi="Times Unicode"/>
-                <w:sz w:val="20"/>
-                <w:szCs w:val="20"/>
+                <w:b/>
+                <w:sz w:val="21"/>
+                <w:szCs w:val="21"/>
+                <w:lang w:val="en-US"/>
+              </w:rPr>
+              <w:t>-</w:t>
+            </w:r>
+            <w:proofErr w:type="spellStart"/>
+            <w:r>
+              <w:rPr>
+                <w:rFonts w:ascii="Times Unicode" w:hAnsi="Times Unicode"/>
+                <w:b/>
+                <w:sz w:val="21"/>
+                <w:szCs w:val="21"/>
+                <w:lang w:val="en-US"/>
+              </w:rPr>
+              <w:t>ին</w:t>
+            </w:r>
+            <w:proofErr w:type="spellEnd"/>
+            <w:r>
+              <w:rPr>
+                <w:rFonts w:ascii="Times Unicode" w:hAnsi="Times Unicode"/>
+                <w:b/>
+                <w:sz w:val="21"/>
+                <w:szCs w:val="21"/>
+                <w:lang w:val="en-US"/>
+              </w:rPr>
+              <w:t xml:space="preserve"> </w:t>
+            </w:r>
+            <w:r>
+              <w:rPr>
+                <w:rFonts w:ascii="Sylfaen" w:hAnsi="Sylfaen"/>
+                <w:b/>
+                <w:sz w:val="21"/>
+                <w:szCs w:val="21"/>
+                <w:lang w:val="en-US"/>
+              </w:rPr>
+              <w:t xml:space="preserve">{{r </w:t>
+            </w:r>
+            <w:proofErr w:type="spellStart"/>
+            <w:r>
+              <w:rPr>
+                <w:rFonts w:ascii="Sylfaen" w:hAnsi="Sylfaen"/>
+                <w:b/>
+                <w:sz w:val="21"/>
+                <w:szCs w:val="21"/>
+                <w:lang w:val="en-US"/>
+              </w:rPr>
+              <w:t>um_koxmic</w:t>
+            </w:r>
+            <w:proofErr w:type="spellEnd"/>
+            <w:r>
+              <w:rPr>
+                <w:rFonts w:ascii="Sylfaen" w:hAnsi="Sylfaen"/>
+                <w:b/>
+                <w:sz w:val="21"/>
+                <w:szCs w:val="21"/>
+                <w:lang w:val="en-US"/>
+              </w:rPr>
+              <w:t xml:space="preserve"> }}</w:t>
+            </w:r>
+            <w:r>
+              <w:rPr>
+                <w:rFonts w:ascii="Times Unicode" w:hAnsi="Times Unicode"/>
+                <w:b/>
+                <w:sz w:val="21"/>
+                <w:szCs w:val="21"/>
+                <w:lang w:val="en-US"/>
+              </w:rPr>
+              <w:t xml:space="preserve">-ի </w:t>
+            </w:r>
+            <w:proofErr w:type="spellStart"/>
+            <w:r>
+              <w:rPr>
+                <w:rFonts w:ascii="Times Unicode" w:hAnsi="Times Unicode"/>
+                <w:b/>
+                <w:sz w:val="21"/>
+                <w:szCs w:val="21"/>
+                <w:lang w:val="en-US"/>
+              </w:rPr>
+              <w:t>կողմից</w:t>
+            </w:r>
+            <w:proofErr w:type="spellEnd"/>
+            <w:r>
+              <w:rPr>
+                <w:rFonts w:ascii="Times Unicode" w:hAnsi="Times Unicode"/>
+                <w:b/>
+                <w:sz w:val="21"/>
+                <w:szCs w:val="21"/>
                 <w:lang w:val="en-US"/>
               </w:rPr>
               <w:t xml:space="preserve"> </w:t>
@@ -11038,102 +11299,7 @@
             <w:r>
               <w:rPr>
                 <w:rFonts w:ascii="Times Unicode" w:hAnsi="Times Unicode"/>
-                <w:sz w:val="20"/>
-                <w:szCs w:val="20"/>
-                <w:lang w:val="en-US"/>
-              </w:rPr>
-              <w:t>տրված</w:t>
-            </w:r>
-            <w:proofErr w:type="spellEnd"/>
-            <w:r>
-              <w:rPr>
-                <w:rFonts w:ascii="Times Unicode" w:hAnsi="Times Unicode"/>
-                <w:sz w:val="20"/>
-                <w:szCs w:val="20"/>
-                <w:lang w:val="en-US"/>
-              </w:rPr>
-              <w:t xml:space="preserve"> </w:t>
-            </w:r>
-            <w:r>
-              <w:rPr>
-                <w:rFonts w:ascii="Times Unicode" w:hAnsi="Times Unicode" w:cs="Times Unicode"/>
                 <w:b/>
-                <w:sz w:val="21"/>
-                <w:szCs w:val="21"/>
-              </w:rPr>
-              <w:t>17.04.2024թ</w:t>
-            </w:r>
-            <w:r>
-              <w:rPr>
-                <w:rFonts w:ascii="Times Unicode" w:hAnsi="Times Unicode"/>
-                <w:sz w:val="20"/>
-                <w:szCs w:val="20"/>
-                <w:lang w:val="en-US"/>
-              </w:rPr>
-              <w:t>-</w:t>
-            </w:r>
-            <w:proofErr w:type="spellStart"/>
-            <w:r>
-              <w:rPr>
-                <w:rFonts w:ascii="Times Unicode" w:hAnsi="Times Unicode"/>
-                <w:sz w:val="20"/>
-                <w:szCs w:val="20"/>
-                <w:lang w:val="en-US"/>
-              </w:rPr>
-              <w:t>ին</w:t>
-            </w:r>
-            <w:proofErr w:type="spellEnd"/>
-            <w:r>
-              <w:rPr>
-                <w:rFonts w:ascii="Times Unicode" w:hAnsi="Times Unicode"/>
-                <w:sz w:val="20"/>
-                <w:szCs w:val="20"/>
-                <w:lang w:val="en-US"/>
-              </w:rPr>
-              <w:t xml:space="preserve"> </w:t>
-            </w:r>
-            <w:r>
-              <w:rPr>
-                <w:rFonts w:ascii="Times Unicode" w:hAnsi="Times Unicode" w:cs="Times Unicode"/>
-                <w:b/>
-                <w:sz w:val="21"/>
-                <w:szCs w:val="21"/>
-              </w:rPr>
-              <w:t>003</w:t>
-            </w:r>
-            <w:r>
-              <w:rPr>
-                <w:rFonts w:ascii="Times Unicode" w:hAnsi="Times Unicode"/>
-                <w:sz w:val="20"/>
-                <w:szCs w:val="20"/>
-                <w:lang w:val="en-US"/>
-              </w:rPr>
-              <w:t xml:space="preserve">-ի </w:t>
-            </w:r>
-            <w:proofErr w:type="spellStart"/>
-            <w:r>
-              <w:rPr>
-                <w:rFonts w:ascii="Times Unicode" w:hAnsi="Times Unicode"/>
-                <w:sz w:val="20"/>
-                <w:szCs w:val="20"/>
-                <w:lang w:val="en-US"/>
-              </w:rPr>
-              <w:t>կողմից</w:t>
-            </w:r>
-            <w:proofErr w:type="spellEnd"/>
-            <w:r>
-              <w:rPr>
-                <w:rFonts w:ascii="Times Unicode" w:hAnsi="Times Unicode"/>
-                <w:sz w:val="20"/>
-                <w:szCs w:val="20"/>
-                <w:lang w:val="en-US"/>
-              </w:rPr>
-              <w:t xml:space="preserve">, </w:t>
-            </w:r>
-            <w:proofErr w:type="spellStart"/>
-            <w:r>
-              <w:rPr>
-                <w:rFonts w:ascii="Times Unicode" w:hAnsi="Times Unicode"/>
                 <w:sz w:val="21"/>
                 <w:szCs w:val="21"/>
                 <w:lang w:val="en-US"/>
@@ -11144,30 +11310,14 @@
             <w:r>
               <w:rPr>
                 <w:rFonts w:ascii="Times Unicode" w:hAnsi="Times Unicode"/>
-                <w:sz w:val="21"/>
-                <w:szCs w:val="21"/>
-                <w:lang w:val="en-US"/>
-              </w:rPr>
-              <w:t xml:space="preserve">՝ </w:t>
-            </w:r>
-            <w:r>
-              <w:rPr>
-                <w:rFonts w:ascii="Times Unicode" w:hAnsi="Times Unicode" w:cs="Times Unicode"/>
                 <w:b/>
                 <w:sz w:val="21"/>
                 <w:szCs w:val="21"/>
-              </w:rPr>
-              <w:t>ք.Երևան, Գ.Նժդեհի 10շենք, բն. 15</w:t>
+                <w:lang w:val="en-US"/>
+              </w:rPr>
+              <w:t>՝</w:t>
             </w:r>
-          </w:p>
-          <w:p>
-            <w:pPr>
-              <w:tabs>
-                <w:tab w:val="left" w:pos="538"/>
-                <w:tab w:val="center" w:pos="2284"/>
-              </w:tabs>
-              <w:ind w:left="-218" w:firstLine="218"/>
-              <w:jc w:val="center"/>
+            <w:r>
               <w:rPr>
                 <w:rFonts w:ascii="Times Unicode" w:hAnsi="Times Unicode"/>
                 <w:b/>
@@ -11175,7 +11325,40 @@
                 <w:szCs w:val="21"/>
                 <w:lang w:val="en-US"/>
               </w:rPr>
-            </w:pPr>
+              <w:t xml:space="preserve"> </w:t>
+            </w:r>
+            <w:r>
+              <w:rPr>
+                <w:rFonts w:ascii="Sylfaen" w:hAnsi="Sylfaen"/>
+                <w:b/>
+                <w:sz w:val="21"/>
+                <w:szCs w:val="21"/>
+                <w:lang w:val="en-US"/>
+              </w:rPr>
+              <w:t xml:space="preserve">{{r </w:t>
+            </w:r>
+            <w:proofErr w:type="spellStart"/>
+            <w:r>
+              <w:rPr>
+                <w:rFonts w:ascii="Sylfaen" w:hAnsi="Sylfaen"/>
+                <w:b/>
+                <w:sz w:val="21"/>
+                <w:szCs w:val="21"/>
+                <w:lang w:val="en-US"/>
+              </w:rPr>
+              <w:t>grancman_hasce</w:t>
+            </w:r>
+            <w:proofErr w:type="spellEnd"/>
+            <w:r>
+              <w:rPr>
+                <w:rFonts w:ascii="Sylfaen" w:hAnsi="Sylfaen"/>
+                <w:b/>
+                <w:sz w:val="21"/>
+                <w:szCs w:val="21"/>
+                <w:lang w:val="en-US"/>
+              </w:rPr>
+              <w:t xml:space="preserve"> }}</w:t>
+            </w:r>
           </w:p>
           <w:p>
             <w:pPr>
@@ -11369,7 +11552,7 @@
 </file>
 
 <file path=word/numbering.xml><?xml version="1.0" encoding="utf-8"?>
-<w:numbering xmlns:wpc="http://schemas.microsoft.com/office/word/2010/wordprocessingCanvas" xmlns:cx="http://schemas.microsoft.com/office/drawing/2014/chartex" xmlns:cx1="http://schemas.microsoft.com/office/drawing/2015/9/8/chartex" xmlns:cx2="http://schemas.microsoft.com/office/drawing/2015/10/21/chartex" xmlns:cx3="http://schemas.microsoft.com/office/drawing/2016/5/9/chartex" xmlns:cx4="http://schemas.microsoft.com/office/drawing/2016/5/10/chartex" xmlns:cx5="http://schemas.microsoft.com/office/drawing/2016/5/11/chartex" xmlns:cx6="http://schemas.microsoft.com/office/drawing/2016/5/12/chartex" xmlns:cx7="http://schemas.microsoft.com/office/drawing/2016/5/13/chartex" xmlns:cx8="http://schemas.microsoft.com/office/drawing/2016/5/14/chartex" xmlns:mc="http://schemas.openxmlformats.org/markup-compatibility/2006" xmlns:aink="http://schemas.microsoft.com/office/drawing/2016/ink" xmlns:am3d="http://schemas.microsoft.com/office/drawing/2017/model3d" xmlns:o="urn:schemas-microsoft-com:office:office" xmlns:oel="http://schemas.microsoft.com/office/2019/extlst" xmlns:r="http://schemas.openxmlformats.org/officeDocument/2006/relationships" xmlns:m="http://schemas.openxmlformats.org/officeDocument/2006/math" xmlns:v="urn:schemas-microsoft-com:vml" xmlns:wp14="http://schemas.microsoft.com/office/word/2010/wordprocessingDrawing" xmlns:wp="http://schemas.openxmlformats.org/drawingml/2006/wordprocessingDrawing" xmlns:w10="urn:schemas-microsoft-com:office:word" xmlns:w="http://schemas.openxmlformats.org/wordprocessingml/2006/main" xmlns:w14="http://schemas.microsoft.com/office/word/2010/wordml" xmlns:w15="http://schemas.microsoft.com/office/word/2012/wordml" xmlns:w16cex="http://schemas.microsoft.com/office/word/2018/wordml/cex" xmlns:w16cid="http://schemas.microsoft.com/office/word/2016/wordml/cid" xmlns:w16="http://schemas.microsoft.com/office/word/2018/wordml" xmlns:w16du="http://schemas.microsoft.com/office/word/2023/wordml/word16du" xmlns:w16sdtdh="http://schemas.microsoft.com/office/word/2020/wordml/sdtdatahash" xmlns:w16se="http://schemas.microsoft.com/office/word/2015/wordml/symex" xmlns:wpg="http://schemas.microsoft.com/office/word/2010/wordprocessingGroup" xmlns:wpi="http://schemas.microsoft.com/office/word/2010/wordprocessingInk" xmlns:wne="http://schemas.microsoft.com/office/word/2006/wordml" xmlns:wps="http://schemas.microsoft.com/office/word/2010/wordprocessingShape" mc:Ignorable="w14 w15 w16se w16cid w16 w16cex w16sdtdh w16du wp14">
+<w:numbering xmlns:wpc="http://schemas.microsoft.com/office/word/2010/wordprocessingCanvas" xmlns:cx="http://schemas.microsoft.com/office/drawing/2014/chartex" xmlns:cx1="http://schemas.microsoft.com/office/drawing/2015/9/8/chartex" xmlns:cx2="http://schemas.microsoft.com/office/drawing/2015/10/21/chartex" xmlns:cx3="http://schemas.microsoft.com/office/drawing/2016/5/9/chartex" xmlns:cx4="http://schemas.microsoft.com/office/drawing/2016/5/10/chartex" xmlns:cx5="http://schemas.microsoft.com/office/drawing/2016/5/11/chartex" xmlns:cx6="http://schemas.microsoft.com/office/drawing/2016/5/12/chartex" xmlns:cx7="http://schemas.microsoft.com/office/drawing/2016/5/13/chartex" xmlns:cx8="http://schemas.microsoft.com/office/drawing/2016/5/14/chartex" xmlns:mc="http://schemas.openxmlformats.org/markup-compatibility/2006" xmlns:aink="http://schemas.microsoft.com/office/drawing/2016/ink" xmlns:am3d="http://schemas.microsoft.com/office/drawing/2017/model3d" xmlns:o="urn:schemas-microsoft-com:office:office" xmlns:r="http://schemas.openxmlformats.org/officeDocument/2006/relationships" xmlns:m="http://schemas.openxmlformats.org/officeDocument/2006/math" xmlns:v="urn:schemas-microsoft-com:vml" xmlns:wp14="http://schemas.microsoft.com/office/word/2010/wordprocessingDrawing" xmlns:wp="http://schemas.openxmlformats.org/drawingml/2006/wordprocessingDrawing" xmlns:w10="urn:schemas-microsoft-com:office:word" xmlns:w="http://schemas.openxmlformats.org/wordprocessingml/2006/main" xmlns:w14="http://schemas.microsoft.com/office/word/2010/wordml" xmlns:w15="http://schemas.microsoft.com/office/word/2012/wordml" xmlns:w16cex="http://schemas.microsoft.com/office/word/2018/wordml/cex" xmlns:w16cid="http://schemas.microsoft.com/office/word/2016/wordml/cid" xmlns:w16="http://schemas.microsoft.com/office/word/2018/wordml" xmlns:w16sdtdh="http://schemas.microsoft.com/office/word/2020/wordml/sdtdatahash" xmlns:w16se="http://schemas.microsoft.com/office/word/2015/wordml/symex" xmlns:wpg="http://schemas.microsoft.com/office/word/2010/wordprocessingGroup" xmlns:wpi="http://schemas.microsoft.com/office/word/2010/wordprocessingInk" xmlns:wne="http://schemas.microsoft.com/office/word/2006/wordml" xmlns:wps="http://schemas.microsoft.com/office/word/2010/wordprocessingShape" mc:Ignorable="w14 w15 w16se w16cid w16 w16cex w16sdtdh wp14">
   <w:abstractNum w:abstractNumId="0" w15:restartNumberingAfterBreak="0">
     <w:nsid w:val="01107ABE"/>
     <w:multiLevelType w:val="hybridMultilevel"/>
@@ -11596,17 +11779,17 @@
       </w:rPr>
     </w:lvl>
   </w:abstractNum>
-  <w:num w:numId="1" w16cid:durableId="249000075">
+  <w:num w:numId="1">
     <w:abstractNumId w:val="1"/>
   </w:num>
-  <w:num w:numId="2" w16cid:durableId="67534744">
+  <w:num w:numId="2">
     <w:abstractNumId w:val="0"/>
   </w:num>
 </w:numbering>
 </file>
 
 <file path=word/styles.xml><?xml version="1.0" encoding="utf-8"?>
-<w:styles xmlns:mc="http://schemas.openxmlformats.org/markup-compatibility/2006" xmlns:r="http://schemas.openxmlformats.org/officeDocument/2006/relationships" xmlns:w="http://schemas.openxmlformats.org/wordprocessingml/2006/main" xmlns:w14="http://schemas.microsoft.com/office/word/2010/wordml" xmlns:w15="http://schemas.microsoft.com/office/word/2012/wordml" xmlns:w16cex="http://schemas.microsoft.com/office/word/2018/wordml/cex" xmlns:w16cid="http://schemas.microsoft.com/office/word/2016/wordml/cid" xmlns:w16="http://schemas.microsoft.com/office/word/2018/wordml" xmlns:w16du="http://schemas.microsoft.com/office/word/2023/wordml/word16du" xmlns:w16sdtdh="http://schemas.microsoft.com/office/word/2020/wordml/sdtdatahash" xmlns:w16se="http://schemas.microsoft.com/office/word/2015/wordml/symex" mc:Ignorable="w14 w15 w16se w16cid w16 w16cex w16sdtdh w16du">
+<w:styles xmlns:mc="http://schemas.openxmlformats.org/markup-compatibility/2006" xmlns:r="http://schemas.openxmlformats.org/officeDocument/2006/relationships" xmlns:w="http://schemas.openxmlformats.org/wordprocessingml/2006/main" xmlns:w14="http://schemas.microsoft.com/office/word/2010/wordml" xmlns:w15="http://schemas.microsoft.com/office/word/2012/wordml" xmlns:w16cex="http://schemas.microsoft.com/office/word/2018/wordml/cex" xmlns:w16cid="http://schemas.microsoft.com/office/word/2016/wordml/cid" xmlns:w16="http://schemas.microsoft.com/office/word/2018/wordml" xmlns:w16sdtdh="http://schemas.microsoft.com/office/word/2020/wordml/sdtdatahash" xmlns:w16se="http://schemas.microsoft.com/office/word/2015/wordml/symex" mc:Ignorable="w14 w15 w16se w16cid w16 w16cex w16sdtdh">
   <w:docDefaults>
     <w:rPrDefault>
       <w:rPr>
@@ -12000,18 +12183,18 @@
     <w:lsdException w:name="Unresolved Mention" w:semiHidden="1" w:unhideWhenUsed="1"/>
     <w:lsdException w:name="Smart Link" w:semiHidden="1" w:unhideWhenUsed="1"/>
   </w:latentStyles>
-  <w:style w:type="paragraph" w:default="1" w:styleId="Normal">
+  <w:style w:type="paragraph" w:default="1" w:styleId="a">
     <w:name w:val="Normal"/>
     <w:qFormat/>
     <w:rsid w:val="00D835A2"/>
   </w:style>
-  <w:style w:type="character" w:default="1" w:styleId="DefaultParagraphFont">
+  <w:style w:type="character" w:default="1" w:styleId="a0">
     <w:name w:val="Default Paragraph Font"/>
     <w:uiPriority w:val="1"/>
     <w:semiHidden/>
     <w:unhideWhenUsed/>
   </w:style>
-  <w:style w:type="table" w:default="1" w:styleId="TableNormal">
+  <w:style w:type="table" w:default="1" w:styleId="a1">
     <w:name w:val="Normal Table"/>
     <w:uiPriority w:val="99"/>
     <w:semiHidden/>
@@ -12026,15 +12209,15 @@
       </w:tblCellMar>
     </w:tblPr>
   </w:style>
-  <w:style w:type="numbering" w:default="1" w:styleId="NoList">
+  <w:style w:type="numbering" w:default="1" w:styleId="a2">
     <w:name w:val="No List"/>
     <w:uiPriority w:val="99"/>
     <w:semiHidden/>
     <w:unhideWhenUsed/>
   </w:style>
-  <w:style w:type="table" w:styleId="TableGrid">
+  <w:style w:type="table" w:styleId="a3">
     <w:name w:val="Table Grid"/>
-    <w:basedOn w:val="TableNormal"/>
+    <w:basedOn w:val="a1"/>
     <w:uiPriority w:val="59"/>
     <w:rsid w:val="003B084F"/>
     <w:pPr>
@@ -12051,9 +12234,9 @@
       </w:tblBorders>
     </w:tblPr>
   </w:style>
-  <w:style w:type="paragraph" w:styleId="ListParagraph">
+  <w:style w:type="paragraph" w:styleId="a4">
     <w:name w:val="List Paragraph"/>
-    <w:basedOn w:val="Normal"/>
+    <w:basedOn w:val="a"/>
     <w:uiPriority w:val="1"/>
     <w:qFormat/>
     <w:rsid w:val="006E1A24"/>
@@ -12062,10 +12245,10 @@
       <w:contextualSpacing/>
     </w:pPr>
   </w:style>
-  <w:style w:type="paragraph" w:styleId="BalloonText">
+  <w:style w:type="paragraph" w:styleId="a5">
     <w:name w:val="Balloon Text"/>
-    <w:basedOn w:val="Normal"/>
-    <w:link w:val="BalloonTextChar"/>
+    <w:basedOn w:val="a"/>
+    <w:link w:val="a6"/>
     <w:uiPriority w:val="99"/>
     <w:semiHidden/>
     <w:unhideWhenUsed/>
@@ -12079,10 +12262,10 @@
       <w:szCs w:val="16"/>
     </w:rPr>
   </w:style>
-  <w:style w:type="character" w:customStyle="1" w:styleId="BalloonTextChar">
-    <w:name w:val="Balloon Text Char"/>
-    <w:basedOn w:val="DefaultParagraphFont"/>
-    <w:link w:val="BalloonText"/>
+  <w:style w:type="character" w:customStyle="1" w:styleId="a6">
+    <w:name w:val="Текст выноски Знак"/>
+    <w:basedOn w:val="a0"/>
+    <w:link w:val="a5"/>
     <w:uiPriority w:val="99"/>
     <w:semiHidden/>
     <w:rsid w:val="00B8734B"/>
